--- a/dsj2/products/demo/docs/evidence/render/ps-witness.docx
+++ b/dsj2/products/demo/docs/evidence/render/ps-witness.docx
@@ -407,9 +407,69 @@
                       <w:spacing w:val="2"/>
                       <w:sz w:val="18"/>
                       <w:szCs w:val="18"/>
+                    </w:rPr>
+                    <w:t>тегі</w:t>
+                  </w:r>
+                  <w:proofErr w:type="spellEnd"/>
+                  <w:r>
+                    <w:rPr>
+                      <w:color w:val="000000"/>
+                      <w:spacing w:val="2"/>
+                      <w:sz w:val="18"/>
+                      <w:szCs w:val="18"/>
+                    </w:rPr>
+                    <w:t xml:space="preserve">, </w:t>
+                  </w:r>
+                  <w:proofErr w:type="spellStart"/>
+                  <w:r>
+                    <w:rPr>
+                      <w:color w:val="000000"/>
+                      <w:spacing w:val="2"/>
+                      <w:sz w:val="18"/>
+                      <w:szCs w:val="18"/>
+                    </w:rPr>
+                    <w:t>аты</w:t>
+                  </w:r>
+                  <w:proofErr w:type="spellEnd"/>
+                  <w:r>
+                    <w:rPr>
+                      <w:color w:val="000000"/>
+                      <w:spacing w:val="2"/>
+                      <w:sz w:val="18"/>
+                      <w:szCs w:val="18"/>
+                    </w:rPr>
+                    <w:t xml:space="preserve">, </w:t>
+                  </w:r>
+                  <w:proofErr w:type="spellStart"/>
+                  <w:r>
+                    <w:rPr>
+                      <w:color w:val="000000"/>
+                      <w:spacing w:val="2"/>
+                      <w:sz w:val="18"/>
+                      <w:szCs w:val="18"/>
+                    </w:rPr>
+                    <w:t>әкесінің</w:t>
+                  </w:r>
+                  <w:proofErr w:type="spellEnd"/>
+                  <w:r>
+                    <w:rPr>
+                      <w:color w:val="000000"/>
+                      <w:spacing w:val="2"/>
+                      <w:sz w:val="18"/>
+                      <w:szCs w:val="18"/>
                       <w:vertAlign w:val="superscript"/>
                     </w:rPr>
-                    <w:t>тегі</w:t>
+                    <w:t xml:space="preserve"> </w:t>
+                  </w:r>
+                  <w:proofErr w:type="spellStart"/>
+                  <w:r>
+                    <w:rPr>
+                      <w:color w:val="000000"/>
+                      <w:spacing w:val="2"/>
+                      <w:sz w:val="18"/>
+                      <w:szCs w:val="18"/>
+                    </w:rPr>
+                    <w:t>аты</w:t>
                   </w:r>
                   <w:proofErr w:type="spellEnd"/>
                   <w:r>
@@ -418,9 +478,29 @@
                       <w:spacing w:val="2"/>
                       <w:sz w:val="18"/>
                       <w:szCs w:val="18"/>
+                    </w:rPr>
+                    <w:t xml:space="preserve"> (</w:t>
+                  </w:r>
+                  <w:proofErr w:type="spellStart"/>
+                  <w:r>
+                    <w:rPr>
+                      <w:color w:val="000000"/>
+                      <w:spacing w:val="2"/>
+                      <w:sz w:val="18"/>
+                      <w:szCs w:val="18"/>
+                    </w:rPr>
+                    <w:t>болған</w:t>
+                  </w:r>
+                  <w:proofErr w:type="spellEnd"/>
+                  <w:r>
+                    <w:rPr>
+                      <w:color w:val="000000"/>
+                      <w:spacing w:val="2"/>
+                      <w:sz w:val="18"/>
+                      <w:szCs w:val="18"/>
                       <w:vertAlign w:val="superscript"/>
                     </w:rPr>
-                    <w:t xml:space="preserve">, </w:t>
+                    <w:t xml:space="preserve"> </w:t>
                   </w:r>
                   <w:proofErr w:type="spellStart"/>
                   <w:r>
@@ -429,9 +509,8 @@
                       <w:spacing w:val="2"/>
                       <w:sz w:val="18"/>
                       <w:szCs w:val="18"/>
-                      <w:vertAlign w:val="superscript"/>
-                    </w:rPr>
-                    <w:t>аты</w:t>
+                    </w:rPr>
+                    <w:t>жағдайда</w:t>
                   </w:r>
                   <w:proofErr w:type="spellEnd"/>
                   <w:r>
@@ -440,95 +519,6 @@
                       <w:spacing w:val="2"/>
                       <w:sz w:val="18"/>
                       <w:szCs w:val="18"/>
-                      <w:vertAlign w:val="superscript"/>
-                    </w:rPr>
-                    <w:t xml:space="preserve">, </w:t>
-                  </w:r>
-                  <w:proofErr w:type="spellStart"/>
-                  <w:r>
-                    <w:rPr>
-                      <w:color w:val="000000"/>
-                      <w:spacing w:val="2"/>
-                      <w:sz w:val="18"/>
-                      <w:szCs w:val="18"/>
-                      <w:vertAlign w:val="superscript"/>
-                    </w:rPr>
-                    <w:t>әкесінің</w:t>
-                  </w:r>
-                  <w:proofErr w:type="spellEnd"/>
-                  <w:r>
-                    <w:rPr>
-                      <w:color w:val="000000"/>
-                      <w:spacing w:val="2"/>
-                      <w:sz w:val="18"/>
-                      <w:szCs w:val="18"/>
-                      <w:vertAlign w:val="superscript"/>
-                    </w:rPr>
-                    <w:t xml:space="preserve"> </w:t>
-                  </w:r>
-                  <w:proofErr w:type="spellStart"/>
-                  <w:r>
-                    <w:rPr>
-                      <w:color w:val="000000"/>
-                      <w:spacing w:val="2"/>
-                      <w:sz w:val="18"/>
-                      <w:szCs w:val="18"/>
-                      <w:vertAlign w:val="superscript"/>
-                    </w:rPr>
-                    <w:t>аты</w:t>
-                  </w:r>
-                  <w:proofErr w:type="spellEnd"/>
-                  <w:r>
-                    <w:rPr>
-                      <w:color w:val="000000"/>
-                      <w:spacing w:val="2"/>
-                      <w:sz w:val="18"/>
-                      <w:szCs w:val="18"/>
-                      <w:vertAlign w:val="superscript"/>
-                    </w:rPr>
-                    <w:t xml:space="preserve"> (</w:t>
-                  </w:r>
-                  <w:proofErr w:type="spellStart"/>
-                  <w:r>
-                    <w:rPr>
-                      <w:color w:val="000000"/>
-                      <w:spacing w:val="2"/>
-                      <w:sz w:val="18"/>
-                      <w:szCs w:val="18"/>
-                      <w:vertAlign w:val="superscript"/>
-                    </w:rPr>
-                    <w:t>болған</w:t>
-                  </w:r>
-                  <w:proofErr w:type="spellEnd"/>
-                  <w:r>
-                    <w:rPr>
-                      <w:color w:val="000000"/>
-                      <w:spacing w:val="2"/>
-                      <w:sz w:val="18"/>
-                      <w:szCs w:val="18"/>
-                      <w:vertAlign w:val="superscript"/>
-                    </w:rPr>
-                    <w:t xml:space="preserve"> </w:t>
-                  </w:r>
-                  <w:proofErr w:type="spellStart"/>
-                  <w:r>
-                    <w:rPr>
-                      <w:color w:val="000000"/>
-                      <w:spacing w:val="2"/>
-                      <w:sz w:val="18"/>
-                      <w:szCs w:val="18"/>
-                      <w:vertAlign w:val="superscript"/>
-                    </w:rPr>
-                    <w:t>жағдайда</w:t>
-                  </w:r>
-                  <w:proofErr w:type="spellEnd"/>
-                  <w:r>
-                    <w:rPr>
-                      <w:color w:val="000000"/>
-                      <w:spacing w:val="2"/>
-                      <w:sz w:val="18"/>
-                      <w:szCs w:val="18"/>
-                      <w:vertAlign w:val="superscript"/>
                     </w:rPr>
                     <w:t>)</w:t>
                   </w:r>
@@ -1393,7 +1383,6 @@
                       <w:spacing w:val="2"/>
                       <w:sz w:val="18"/>
                       <w:szCs w:val="18"/>
-                      <w:vertAlign w:val="superscript"/>
                     </w:rPr>
                     <w:t>(</w:t>
                   </w:r>
@@ -1403,7 +1392,6 @@
                       <w:spacing w:val="2"/>
                       <w:sz w:val="18"/>
                       <w:szCs w:val="18"/>
-                      <w:vertAlign w:val="superscript"/>
                       <w:lang w:val="kk-KZ"/>
                     </w:rPr>
                     <w:t>білім беру ұйымының толық атауы</w:t>
@@ -1414,7 +1402,6 @@
                       <w:spacing w:val="2"/>
                       <w:sz w:val="18"/>
                       <w:szCs w:val="18"/>
-                      <w:vertAlign w:val="superscript"/>
                     </w:rPr>
                     <w:t>)</w:t>
                   </w:r>
@@ -1717,8 +1704,8 @@
                   <w:r>
                     <w:rPr>
                       <w:rFonts w:ascii="Liberation Serif" w:hAnsi="Liberation Serif" w:cs="Liberation Serif" w:eastAsia="Liberation Serif"/>
-                      <w:sz w:val="14"/>
-                      <w:szCs w:val="14"/>
+                      <w:sz w:val="16"/>
+                      <w:szCs w:val="16"/>
                       <w:lang w:val="kk-KZ"/>
                     </w:rPr>
                     <w:t>Пәндердің атауы</w:t>
@@ -1774,8 +1761,8 @@
                   <w:r>
                     <w:rPr>
                       <w:rFonts w:ascii="Liberation Serif" w:hAnsi="Liberation Serif" w:cs="Liberation Serif" w:eastAsia="Liberation Serif"/>
-                      <w:sz w:val="14"/>
-                      <w:szCs w:val="14"/>
+                      <w:sz w:val="16"/>
+                      <w:szCs w:val="16"/>
                       <w:lang w:val="kk-KZ"/>
                     </w:rPr>
                     <w:t xml:space="preserve">Бағалары </w:t>
@@ -2071,121 +2058,11 @@
               <w:rPr>
                 <w:noProof/>
               </w:rPr>
-              <w:drawing>
-                <wp:anchor distT="0" distB="0" distL="114300" distR="114300" simplePos="0" relativeHeight="251664384" behindDoc="0" locked="0" layoutInCell="1" allowOverlap="1" wp14:anchorId="6043716B" wp14:editId="6678EBE8">
-                  <wp:simplePos x="0" y="0"/>
-                  <wp:positionH relativeFrom="column">
-                    <wp:posOffset>-267703</wp:posOffset>
-                  </wp:positionH>
-                  <wp:positionV relativeFrom="paragraph">
-                    <wp:posOffset>334596</wp:posOffset>
-                  </wp:positionV>
-                  <wp:extent cx="1464945" cy="1494790"/>
-                  <wp:effectExtent l="0" t="0" r="0" b="0"/>
-                  <wp:wrapNone/>
-                  <wp:docPr id="1954302362" name="Рисунок 1"/>
-                  <wp:cNvGraphicFramePr>
-                    <a:graphicFrameLocks xmlns:a="http://schemas.openxmlformats.org/drawingml/2006/main"/>
-                  </wp:cNvGraphicFramePr>
-                  <a:graphic xmlns:a="http://schemas.openxmlformats.org/drawingml/2006/main">
-                    <a:graphicData uri="http://schemas.openxmlformats.org/drawingml/2006/picture">
-                      <pic:pic xmlns:pic="http://schemas.openxmlformats.org/drawingml/2006/picture">
-                        <pic:nvPicPr>
-                          <pic:cNvPr id="0" name="Picture 2"/>
-                          <pic:cNvPicPr>
-                            <a:picLocks/>
-                          </pic:cNvPicPr>
-                        </pic:nvPicPr>
-                        <pic:blipFill>
-                          <a:srcRect/>
-                          <a:stretch>
-                            <a:fillRect/>
-                          </a:stretch>
-                        </pic:blipFill>
-                        <pic:spPr bwMode="auto">
-                          <a:xfrm rot="1296523">
-                            <a:off x="0" y="0"/>
-                            <a:ext cx="1464945" cy="1494790"/>
-                          </a:xfrm>
-                          <a:prstGeom prst="rect">
-                            <a:avLst/>
-                          </a:prstGeom>
-                          <a:noFill/>
-                          <a:ln>
-                            <a:noFill/>
-                          </a:ln>
-                        </pic:spPr>
-                      </pic:pic>
-                    </a:graphicData>
-                  </a:graphic>
-                  <wp14:sizeRelH relativeFrom="page">
-                    <wp14:pctWidth>0</wp14:pctWidth>
-                  </wp14:sizeRelH>
-                  <wp14:sizeRelV relativeFrom="page">
-                    <wp14:pctHeight>0</wp14:pctHeight>
-                  </wp14:sizeRelV>
-                </wp:anchor>
-              </w:drawing>
             </w:r>
             <w:r>
               <w:rPr>
                 <w:noProof/>
               </w:rPr>
-              <w:drawing>
-                <wp:anchor distT="0" distB="0" distL="114300" distR="114300" simplePos="0" relativeHeight="251665408" behindDoc="0" locked="0" layoutInCell="1" allowOverlap="1" wp14:anchorId="700842F4" wp14:editId="02B84AF5">
-                  <wp:simplePos x="0" y="0"/>
-                  <wp:positionH relativeFrom="column">
-                    <wp:posOffset>446826</wp:posOffset>
-                  </wp:positionH>
-                  <wp:positionV relativeFrom="paragraph">
-                    <wp:posOffset>606155</wp:posOffset>
-                  </wp:positionV>
-                  <wp:extent cx="911225" cy="518160"/>
-                  <wp:effectExtent l="0" t="0" r="0" b="0"/>
-                  <wp:wrapNone/>
-                  <wp:docPr id="1230119935" name="Рисунок 2"/>
-                  <wp:cNvGraphicFramePr>
-                    <a:graphicFrameLocks xmlns:a="http://schemas.openxmlformats.org/drawingml/2006/main"/>
-                  </wp:cNvGraphicFramePr>
-                  <a:graphic xmlns:a="http://schemas.openxmlformats.org/drawingml/2006/main">
-                    <a:graphicData uri="http://schemas.openxmlformats.org/drawingml/2006/picture">
-                      <pic:pic xmlns:pic="http://schemas.openxmlformats.org/drawingml/2006/picture">
-                        <pic:nvPicPr>
-                          <pic:cNvPr id="0" name="Picture 1"/>
-                          <pic:cNvPicPr>
-                            <a:picLocks/>
-                          </pic:cNvPicPr>
-                        </pic:nvPicPr>
-                        <pic:blipFill>
-                          <a:srcRect/>
-                          <a:stretch>
-                            <a:fillRect/>
-                          </a:stretch>
-                        </pic:blipFill>
-                        <pic:spPr bwMode="auto">
-                          <a:xfrm>
-                            <a:off x="0" y="0"/>
-                            <a:ext cx="911225" cy="518160"/>
-                          </a:xfrm>
-                          <a:prstGeom prst="rect">
-                            <a:avLst/>
-                          </a:prstGeom>
-                          <a:noFill/>
-                          <a:ln>
-                            <a:noFill/>
-                          </a:ln>
-                        </pic:spPr>
-                      </pic:pic>
-                    </a:graphicData>
-                  </a:graphic>
-                  <wp14:sizeRelH relativeFrom="page">
-                    <wp14:pctWidth>0</wp14:pctWidth>
-                  </wp14:sizeRelH>
-                  <wp14:sizeRelV relativeFrom="page">
-                    <wp14:pctHeight>0</wp14:pctHeight>
-                  </wp14:sizeRelV>
-                </wp:anchor>
-              </w:drawing>
             </w:r>
           </w:p>
           <w:tbl>
@@ -2417,7 +2294,7 @@
                       <w:rFonts w:ascii="Liberation Serif" w:hAnsi="Liberation Serif" w:eastAsia="Liberation Serif" w:cs="Liberation Serif"/>
                       <w:sz w:val="16"/>
                     </w:rPr>
-                    <w:t>қыркүйек</w:t>
+                    <w:t>20</w:t>
                   </w:r>
                 </w:p>
               </w:tc>
@@ -2490,6 +2367,10 @@
                       <w:lang w:val="kk-KZ"/>
                     </w:rPr>
                   </w:pPr>
+                  <w:r>
+                    <w:rPr/>
+                    <w:t>қыркүйек</w:t>
+                  </w:r>
                 </w:p>
               </w:tc>
             </w:tr>
@@ -3440,7 +3321,6 @@
                       <w:color w:val="000000"/>
                       <w:sz w:val="18"/>
                       <w:szCs w:val="18"/>
-                      <w:vertAlign w:val="superscript"/>
                     </w:rPr>
                     <w:t>фамилия, имя, отчество (при его наличии)</w:t>
                   </w:r>
@@ -4283,7 +4163,6 @@
                       <w:spacing w:val="2"/>
                       <w:sz w:val="18"/>
                       <w:szCs w:val="18"/>
-                      <w:vertAlign w:val="superscript"/>
                     </w:rPr>
                     <w:t>(полное наименование организации образования)</w:t>
                   </w:r>
@@ -4739,8 +4618,8 @@
                   <w:r>
                     <w:rPr>
                       <w:rFonts w:ascii="Liberation Serif" w:hAnsi="Liberation Serif" w:cs="Liberation Serif" w:eastAsia="Liberation Serif"/>
-                      <w:sz w:val="14"/>
-                      <w:szCs w:val="14"/>
+                      <w:sz w:val="16"/>
+                      <w:szCs w:val="16"/>
                     </w:rPr>
                     <w:t>Наименование дисциплин</w:t>
                   </w:r>
@@ -4806,8 +4685,8 @@
                   <w:r>
                     <w:rPr>
                       <w:rFonts w:ascii="Liberation Serif" w:hAnsi="Liberation Serif" w:cs="Liberation Serif" w:eastAsia="Liberation Serif"/>
-                      <w:sz w:val="14"/>
-                      <w:szCs w:val="14"/>
+                      <w:sz w:val="16"/>
+                      <w:szCs w:val="16"/>
                     </w:rPr>
                     <w:t>оценка</w:t>
                   </w:r>
@@ -5095,121 +4974,11 @@
               <w:rPr>
                 <w:noProof/>
               </w:rPr>
-              <w:drawing>
-                <wp:anchor distT="0" distB="0" distL="114300" distR="114300" simplePos="0" relativeHeight="251662336" behindDoc="0" locked="0" layoutInCell="1" allowOverlap="1" wp14:anchorId="7C65C31E" wp14:editId="23929CC9">
-                  <wp:simplePos x="0" y="0"/>
-                  <wp:positionH relativeFrom="column">
-                    <wp:posOffset>561975</wp:posOffset>
-                  </wp:positionH>
-                  <wp:positionV relativeFrom="paragraph">
-                    <wp:posOffset>493634</wp:posOffset>
-                  </wp:positionV>
-                  <wp:extent cx="911225" cy="518160"/>
-                  <wp:effectExtent l="0" t="0" r="0" b="0"/>
-                  <wp:wrapNone/>
-                  <wp:docPr id="1" name="Рисунок 2"/>
-                  <wp:cNvGraphicFramePr>
-                    <a:graphicFrameLocks xmlns:a="http://schemas.openxmlformats.org/drawingml/2006/main"/>
-                  </wp:cNvGraphicFramePr>
-                  <a:graphic xmlns:a="http://schemas.openxmlformats.org/drawingml/2006/main">
-                    <a:graphicData uri="http://schemas.openxmlformats.org/drawingml/2006/picture">
-                      <pic:pic xmlns:pic="http://schemas.openxmlformats.org/drawingml/2006/picture">
-                        <pic:nvPicPr>
-                          <pic:cNvPr id="0" name="Picture 1"/>
-                          <pic:cNvPicPr>
-                            <a:picLocks/>
-                          </pic:cNvPicPr>
-                        </pic:nvPicPr>
-                        <pic:blipFill>
-                          <a:srcRect/>
-                          <a:stretch>
-                            <a:fillRect/>
-                          </a:stretch>
-                        </pic:blipFill>
-                        <pic:spPr bwMode="auto">
-                          <a:xfrm>
-                            <a:off x="0" y="0"/>
-                            <a:ext cx="911225" cy="518160"/>
-                          </a:xfrm>
-                          <a:prstGeom prst="rect">
-                            <a:avLst/>
-                          </a:prstGeom>
-                          <a:noFill/>
-                          <a:ln>
-                            <a:noFill/>
-                          </a:ln>
-                        </pic:spPr>
-                      </pic:pic>
-                    </a:graphicData>
-                  </a:graphic>
-                  <wp14:sizeRelH relativeFrom="page">
-                    <wp14:pctWidth>0</wp14:pctWidth>
-                  </wp14:sizeRelH>
-                  <wp14:sizeRelV relativeFrom="page">
-                    <wp14:pctHeight>0</wp14:pctHeight>
-                  </wp14:sizeRelV>
-                </wp:anchor>
-              </w:drawing>
             </w:r>
             <w:r>
               <w:rPr>
                 <w:noProof/>
               </w:rPr>
-              <w:drawing>
-                <wp:anchor distT="0" distB="0" distL="114300" distR="114300" simplePos="0" relativeHeight="251661312" behindDoc="0" locked="0" layoutInCell="1" allowOverlap="1" wp14:anchorId="148A87E0" wp14:editId="47B0BF3B">
-                  <wp:simplePos x="0" y="0"/>
-                  <wp:positionH relativeFrom="column">
-                    <wp:posOffset>-249744</wp:posOffset>
-                  </wp:positionH>
-                  <wp:positionV relativeFrom="paragraph">
-                    <wp:posOffset>294029</wp:posOffset>
-                  </wp:positionV>
-                  <wp:extent cx="1464945" cy="1494790"/>
-                  <wp:effectExtent l="0" t="0" r="0" b="0"/>
-                  <wp:wrapNone/>
-                  <wp:docPr id="2" name="Рисунок 1"/>
-                  <wp:cNvGraphicFramePr>
-                    <a:graphicFrameLocks xmlns:a="http://schemas.openxmlformats.org/drawingml/2006/main"/>
-                  </wp:cNvGraphicFramePr>
-                  <a:graphic xmlns:a="http://schemas.openxmlformats.org/drawingml/2006/main">
-                    <a:graphicData uri="http://schemas.openxmlformats.org/drawingml/2006/picture">
-                      <pic:pic xmlns:pic="http://schemas.openxmlformats.org/drawingml/2006/picture">
-                        <pic:nvPicPr>
-                          <pic:cNvPr id="0" name="Picture 2"/>
-                          <pic:cNvPicPr>
-                            <a:picLocks/>
-                          </pic:cNvPicPr>
-                        </pic:nvPicPr>
-                        <pic:blipFill>
-                          <a:srcRect/>
-                          <a:stretch>
-                            <a:fillRect/>
-                          </a:stretch>
-                        </pic:blipFill>
-                        <pic:spPr bwMode="auto">
-                          <a:xfrm>
-                            <a:off x="0" y="0"/>
-                            <a:ext cx="1464945" cy="1494790"/>
-                          </a:xfrm>
-                          <a:prstGeom prst="rect">
-                            <a:avLst/>
-                          </a:prstGeom>
-                          <a:noFill/>
-                          <a:ln>
-                            <a:noFill/>
-                          </a:ln>
-                        </pic:spPr>
-                      </pic:pic>
-                    </a:graphicData>
-                  </a:graphic>
-                  <wp14:sizeRelH relativeFrom="page">
-                    <wp14:pctWidth>0</wp14:pctWidth>
-                  </wp14:sizeRelH>
-                  <wp14:sizeRelV relativeFrom="page">
-                    <wp14:pctHeight>0</wp14:pctHeight>
-                  </wp14:sizeRelV>
-                </wp:anchor>
-              </w:drawing>
             </w:r>
             <w:r>
               <w:rPr>
@@ -5280,7 +5049,7 @@
                       <w:rFonts w:ascii="Liberation Serif" w:hAnsi="Liberation Serif" w:eastAsia="Liberation Serif" w:cs="Liberation Serif"/>
                       <w:sz w:val="16"/>
                     </w:rPr>
-                    <w:t>Решением квалификационной комиссии от «22» сентября 2026 г. № протокола ПР-00001 ему (ей) присвоена квалификация Инженер</w:t>
+                    <w:t>Решением квалификационной комиссии от «20» сентября 2026 г. № протокола ПР-00001 ему (ей) присвоена квалификация Инженер</w:t>
                   </w:r>
                 </w:p>
                 <w:p>
@@ -5917,8 +5686,8 @@
     </w:pPr>
     <w:r>
       <w:rPr>
+        <w:color w:val="9C2020"/>
         <w:sz w:val="14"/>
-        <w:color w:val="9C2020"/>
       </w:rPr>
       <w:t>ДЕМО — НЕ ЯВЛЯЕТСЯ ВЫДАННЫМ ДОКУМЕНТОМ</w:t>
     </w:r>
